--- a/Tố cáo/17-TC.docx
+++ b/Tố cáo/17-TC.docx
@@ -1,20 +1,20 @@
 
 <file path=word/document.xml><?xml version="1.0" encoding="utf-8"?>
-<w:document xmlns:wpc="http://schemas.microsoft.com/office/word/2010/wordprocessingCanvas" xmlns:cx="http://schemas.microsoft.com/office/drawing/2014/chartex" xmlns:cx1="http://schemas.microsoft.com/office/drawing/2015/9/8/chartex" xmlns:cx2="http://schemas.microsoft.com/office/drawing/2015/10/21/chartex" xmlns:cx3="http://schemas.microsoft.com/office/drawing/2016/5/9/chartex" xmlns:cx4="http://schemas.microsoft.com/office/drawing/2016/5/10/chartex" xmlns:cx5="http://schemas.microsoft.com/office/drawing/2016/5/11/chartex" xmlns:cx6="http://schemas.microsoft.com/office/drawing/2016/5/12/chartex" xmlns:cx7="http://schemas.microsoft.com/office/drawing/2016/5/13/chartex" xmlns:cx8="http://schemas.microsoft.com/office/drawing/2016/5/14/chartex" xmlns:mc="http://schemas.openxmlformats.org/markup-compatibility/2006" xmlns:aink="http://schemas.microsoft.com/office/drawing/2016/ink" xmlns:am3d="http://schemas.microsoft.com/office/drawing/2017/model3d" xmlns:o="urn:schemas-microsoft-com:office:office" xmlns:oel="http://schemas.microsoft.com/office/2019/extlst" xmlns:r="http://schemas.openxmlformats.org/officeDocument/2006/relationships" xmlns:m="http://schemas.openxmlformats.org/officeDocument/2006/math" xmlns:v="urn:schemas-microsoft-com:vml" xmlns:wp14="http://schemas.microsoft.com/office/word/2010/wordprocessingDrawing" xmlns:wp="http://schemas.openxmlformats.org/drawingml/2006/wordprocessingDrawing" xmlns:w10="urn:schemas-microsoft-com:office:word" xmlns:w="http://schemas.openxmlformats.org/wordprocessingml/2006/main" xmlns:w14="http://schemas.microsoft.com/office/word/2010/wordml" xmlns:w15="http://schemas.microsoft.com/office/word/2012/wordml" xmlns:w16cex="http://schemas.microsoft.com/office/word/2018/wordml/cex" xmlns:w16cid="http://schemas.microsoft.com/office/word/2016/wordml/cid" xmlns:w16="http://schemas.microsoft.com/office/word/2018/wordml" xmlns:w16sdtdh="http://schemas.microsoft.com/office/word/2020/wordml/sdtdatahash" xmlns:w16se="http://schemas.microsoft.com/office/word/2015/wordml/symex" xmlns:wpg="http://schemas.microsoft.com/office/word/2010/wordprocessingGroup" xmlns:wpi="http://schemas.microsoft.com/office/word/2010/wordprocessingInk" xmlns:wne="http://schemas.microsoft.com/office/word/2006/wordml" xmlns:wps="http://schemas.microsoft.com/office/word/2010/wordprocessingShape" mc:Ignorable="w14 w15 w16se w16cid w16 w16cex w16sdtdh wp14">
+<w:document xmlns:wpc="http://schemas.microsoft.com/office/word/2010/wordprocessingCanvas" xmlns:cx="http://schemas.microsoft.com/office/drawing/2014/chartex" xmlns:cx1="http://schemas.microsoft.com/office/drawing/2015/9/8/chartex" xmlns:cx2="http://schemas.microsoft.com/office/drawing/2015/10/21/chartex" xmlns:cx3="http://schemas.microsoft.com/office/drawing/2016/5/9/chartex" xmlns:cx4="http://schemas.microsoft.com/office/drawing/2016/5/10/chartex" xmlns:cx5="http://schemas.microsoft.com/office/drawing/2016/5/11/chartex" xmlns:cx6="http://schemas.microsoft.com/office/drawing/2016/5/12/chartex" xmlns:cx7="http://schemas.microsoft.com/office/drawing/2016/5/13/chartex" xmlns:cx8="http://schemas.microsoft.com/office/drawing/2016/5/14/chartex" xmlns:mc="http://schemas.openxmlformats.org/markup-compatibility/2006" xmlns:aink="http://schemas.microsoft.com/office/drawing/2016/ink" xmlns:am3d="http://schemas.microsoft.com/office/drawing/2017/model3d" xmlns:o="urn:schemas-microsoft-com:office:office" xmlns:r="http://schemas.openxmlformats.org/officeDocument/2006/relationships" xmlns:m="http://schemas.openxmlformats.org/officeDocument/2006/math" xmlns:v="urn:schemas-microsoft-com:vml" xmlns:wp14="http://schemas.microsoft.com/office/word/2010/wordprocessingDrawing" xmlns:wp="http://schemas.openxmlformats.org/drawingml/2006/wordprocessingDrawing" xmlns:w10="urn:schemas-microsoft-com:office:word" xmlns:w="http://schemas.openxmlformats.org/wordprocessingml/2006/main" xmlns:w14="http://schemas.microsoft.com/office/word/2010/wordml" xmlns:w15="http://schemas.microsoft.com/office/word/2012/wordml" xmlns:w16cex="http://schemas.microsoft.com/office/word/2018/wordml/cex" xmlns:w16cid="http://schemas.microsoft.com/office/word/2016/wordml/cid" xmlns:w16="http://schemas.microsoft.com/office/word/2018/wordml" xmlns:w16se="http://schemas.microsoft.com/office/word/2015/wordml/symex" xmlns:wpg="http://schemas.microsoft.com/office/word/2010/wordprocessingGroup" xmlns:wpi="http://schemas.microsoft.com/office/word/2010/wordprocessingInk" xmlns:wne="http://schemas.microsoft.com/office/word/2006/wordml" xmlns:wps="http://schemas.microsoft.com/office/word/2010/wordprocessingShape" mc:Ignorable="w14 w15 w16se w16cid w16 w16cex wp14">
   <w:body>
     <w:tbl>
       <w:tblPr>
-        <w:tblW w:w="0" w:type="auto"/>
+        <w:tblW w:w="9579" w:type="dxa"/>
         <w:tblLook w:val="01E0" w:firstRow="1" w:lastRow="1" w:firstColumn="1" w:lastColumn="1" w:noHBand="0" w:noVBand="0"/>
       </w:tblPr>
       <w:tblGrid>
-        <w:gridCol w:w="2999"/>
-        <w:gridCol w:w="6030"/>
+        <w:gridCol w:w="3828"/>
+        <w:gridCol w:w="5751"/>
       </w:tblGrid>
       <w:tr>
         <w:tc>
           <w:tcPr>
-            <w:tcW w:w="3051" w:type="dxa"/>
+            <w:tcW w:w="3828" w:type="dxa"/>
           </w:tcPr>
           <w:p>
             <w:pPr>
@@ -31,7 +31,23 @@
                 <w:sz w:val="26"/>
                 <w:szCs w:val="26"/>
               </w:rPr>
-              <w:t>[[DVChuQuan]]</w:t>
+              <w:t>[[</w:t>
+            </w:r>
+            <w:r>
+              <w:rPr>
+                <w:color w:val="000000"/>
+                <w:sz w:val="26"/>
+                <w:szCs w:val="26"/>
+              </w:rPr>
+              <w:t>TenCoQuanToChucLine1</w:t>
+            </w:r>
+            <w:r>
+              <w:rPr>
+                <w:color w:val="000000"/>
+                <w:sz w:val="26"/>
+                <w:szCs w:val="26"/>
+              </w:rPr>
+              <w:t>]]</w:t>
             </w:r>
           </w:p>
           <w:p>
@@ -50,7 +66,23 @@
                 <w:sz w:val="26"/>
                 <w:szCs w:val="26"/>
               </w:rPr>
-              <w:t>[[DVThucHien]]</w:t>
+              <w:t>[[</w:t>
+            </w:r>
+            <w:r>
+              <w:rPr>
+                <w:color w:val="000000"/>
+                <w:sz w:val="26"/>
+                <w:szCs w:val="26"/>
+              </w:rPr>
+              <w:t>TenCoQuanToChucLine2</w:t>
+            </w:r>
+            <w:r>
+              <w:rPr>
+                <w:color w:val="000000"/>
+                <w:sz w:val="26"/>
+                <w:szCs w:val="26"/>
+              </w:rPr>
+              <w:t>]]</w:t>
             </w:r>
           </w:p>
           <w:p>
@@ -63,6 +95,7 @@
                 <w:szCs w:val="26"/>
               </w:rPr>
             </w:pPr>
+            <w:bookmarkStart w:id="0" w:name="_GoBack"/>
             <w:r>
               <w:rPr>
                 <w:noProof/>
@@ -73,13 +106,13 @@
               <mc:AlternateContent>
                 <mc:Choice Requires="wps">
                   <w:drawing>
-                    <wp:anchor distT="0" distB="0" distL="114300" distR="114300" simplePos="0" relativeHeight="251661312" behindDoc="0" locked="0" layoutInCell="1" allowOverlap="1" wp14:anchorId="353F8F01" wp14:editId="625DF8AC">
+                    <wp:anchor distT="0" distB="0" distL="114300" distR="114300" simplePos="0" relativeHeight="251661312" behindDoc="0" locked="0" layoutInCell="1" allowOverlap="1" wp14:anchorId="353F8F01" wp14:editId="25F6F1AE">
                       <wp:simplePos x="0" y="0"/>
                       <wp:positionH relativeFrom="column">
-                        <wp:posOffset>506095</wp:posOffset>
+                        <wp:posOffset>780415</wp:posOffset>
                       </wp:positionH>
                       <wp:positionV relativeFrom="paragraph">
-                        <wp:posOffset>46355</wp:posOffset>
+                        <wp:posOffset>31115</wp:posOffset>
                       </wp:positionV>
                       <wp:extent cx="692150" cy="0"/>
                       <wp:effectExtent l="12700" t="13335" r="9525" b="5715"/>
@@ -134,11 +167,12 @@
                 </mc:Choice>
                 <mc:Fallback>
                   <w:pict>
-                    <v:line w14:anchorId="0F9AD390" id="Straight Connector 3" o:spid="_x0000_s1026" style="position:absolute;z-index:251661312;visibility:visible;mso-wrap-style:square;mso-width-percent:0;mso-height-percent:0;mso-wrap-distance-left:9pt;mso-wrap-distance-top:0;mso-wrap-distance-right:9pt;mso-wrap-distance-bottom:0;mso-position-horizontal:absolute;mso-position-horizontal-relative:text;mso-position-vertical:absolute;mso-position-vertical-relative:text;mso-width-percent:0;mso-height-percent:0;mso-width-relative:page;mso-height-relative:page" from="39.85pt,3.65pt" to="94.35pt,3.65pt" o:gfxdata="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"/>
+                    <v:line w14:anchorId="1B889429" id="Straight Connector 3" o:spid="_x0000_s1026" style="position:absolute;z-index:251661312;visibility:visible;mso-wrap-style:square;mso-width-percent:0;mso-height-percent:0;mso-wrap-distance-left:9pt;mso-wrap-distance-top:0;mso-wrap-distance-right:9pt;mso-wrap-distance-bottom:0;mso-position-horizontal:absolute;mso-position-horizontal-relative:text;mso-position-vertical:absolute;mso-position-vertical-relative:text;mso-width-percent:0;mso-height-percent:0;mso-width-relative:page;mso-height-relative:page" from="61.45pt,2.45pt" to="115.95pt,2.45pt" o:gfxdata="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"/>
                   </w:pict>
                 </mc:Fallback>
               </mc:AlternateContent>
             </w:r>
+            <w:bookmarkEnd w:id="0"/>
             <w:r>
               <w:rPr>
                 <w:color w:val="000000"/>
@@ -169,7 +203,7 @@
         </w:tc>
         <w:tc>
           <w:tcPr>
-            <w:tcW w:w="6236" w:type="dxa"/>
+            <w:tcW w:w="5751" w:type="dxa"/>
           </w:tcPr>
           <w:p>
             <w:pPr>
@@ -233,10 +267,10 @@
               <mc:AlternateContent>
                 <mc:Choice Requires="wps">
                   <w:drawing>
-                    <wp:anchor distT="0" distB="0" distL="114300" distR="114300" simplePos="0" relativeHeight="251660288" behindDoc="0" locked="0" layoutInCell="1" allowOverlap="1" wp14:anchorId="4A19BA1F" wp14:editId="580616B8">
+                    <wp:anchor distT="0" distB="0" distL="114300" distR="114300" simplePos="0" relativeHeight="251660288" behindDoc="0" locked="0" layoutInCell="1" allowOverlap="1" wp14:anchorId="4A19BA1F" wp14:editId="5CAB5EE2">
                       <wp:simplePos x="0" y="0"/>
                       <wp:positionH relativeFrom="column">
-                        <wp:posOffset>913765</wp:posOffset>
+                        <wp:posOffset>753745</wp:posOffset>
                       </wp:positionH>
                       <wp:positionV relativeFrom="paragraph">
                         <wp:posOffset>21590</wp:posOffset>
@@ -294,7 +328,7 @@
                 </mc:Choice>
                 <mc:Fallback>
                   <w:pict>
-                    <v:line w14:anchorId="073DF869" id="Straight Connector 2" o:spid="_x0000_s1026" style="position:absolute;z-index:251660288;visibility:visible;mso-wrap-style:square;mso-width-percent:0;mso-height-percent:0;mso-wrap-distance-left:9pt;mso-wrap-distance-top:0;mso-wrap-distance-right:9pt;mso-wrap-distance-bottom:0;mso-position-horizontal:absolute;mso-position-horizontal-relative:text;mso-position-vertical:absolute;mso-position-vertical-relative:text;mso-width-percent:0;mso-height-percent:0;mso-width-relative:page;mso-height-relative:page" from="71.95pt,1.7pt" to="230.35pt,1.7pt" o:gfxdata="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"/>
+                    <v:line w14:anchorId="3EF3DEC3" id="Straight Connector 2" o:spid="_x0000_s1026" style="position:absolute;z-index:251660288;visibility:visible;mso-wrap-style:square;mso-width-percent:0;mso-height-percent:0;mso-wrap-distance-left:9pt;mso-wrap-distance-top:0;mso-wrap-distance-right:9pt;mso-wrap-distance-bottom:0;mso-position-horizontal:absolute;mso-position-horizontal-relative:text;mso-position-vertical:absolute;mso-position-vertical-relative:text;mso-width-percent:0;mso-height-percent:0;mso-width-relative:page;mso-height-relative:page" from="59.35pt,1.7pt" to="217.75pt,1.7pt" o:gfxdata="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"/>
                   </w:pict>
                 </mc:Fallback>
               </mc:AlternateContent>
@@ -459,7 +493,7 @@
               </wp:anchor>
             </w:drawing>
           </mc:Choice>
-          <mc:Fallback>
+          <mc:Fallback xmlns:oel="http://schemas.microsoft.com/office/2019/extlst" xmlns:w16sdtdh="http://schemas.microsoft.com/office/word/2020/wordml/sdtdatahash">
             <w:pict>
               <v:line w14:anchorId="69802039" id="Straight Connector 1" o:spid="_x0000_s1026" style="position:absolute;z-index:251659264;visibility:visible;mso-wrap-style:square;mso-width-percent:0;mso-height-percent:0;mso-wrap-distance-left:9pt;mso-wrap-distance-top:0;mso-wrap-distance-right:9pt;mso-wrap-distance-bottom:0;mso-position-horizontal:absolute;mso-position-horizontal-relative:text;mso-position-vertical:absolute;mso-position-vertical-relative:text;mso-width-percent:0;mso-height-percent:0;mso-width-relative:page;mso-height-relative:page" from="190.4pt,2.7pt" to="261.25pt,2.7pt" o:gfxdata="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"/>
             </w:pict>
@@ -1050,7 +1084,7 @@
 </file>
 
 <file path=word/styles.xml><?xml version="1.0" encoding="utf-8"?>
-<w:styles xmlns:mc="http://schemas.openxmlformats.org/markup-compatibility/2006" xmlns:r="http://schemas.openxmlformats.org/officeDocument/2006/relationships" xmlns:w="http://schemas.openxmlformats.org/wordprocessingml/2006/main" xmlns:w14="http://schemas.microsoft.com/office/word/2010/wordml" xmlns:w15="http://schemas.microsoft.com/office/word/2012/wordml" xmlns:w16cex="http://schemas.microsoft.com/office/word/2018/wordml/cex" xmlns:w16cid="http://schemas.microsoft.com/office/word/2016/wordml/cid" xmlns:w16="http://schemas.microsoft.com/office/word/2018/wordml" xmlns:w16sdtdh="http://schemas.microsoft.com/office/word/2020/wordml/sdtdatahash" xmlns:w16se="http://schemas.microsoft.com/office/word/2015/wordml/symex" mc:Ignorable="w14 w15 w16se w16cid w16 w16cex w16sdtdh">
+<w:styles xmlns:mc="http://schemas.openxmlformats.org/markup-compatibility/2006" xmlns:r="http://schemas.openxmlformats.org/officeDocument/2006/relationships" xmlns:w="http://schemas.openxmlformats.org/wordprocessingml/2006/main" xmlns:w14="http://schemas.microsoft.com/office/word/2010/wordml" xmlns:w15="http://schemas.microsoft.com/office/word/2012/wordml" xmlns:w16cex="http://schemas.microsoft.com/office/word/2018/wordml/cex" xmlns:w16cid="http://schemas.microsoft.com/office/word/2016/wordml/cid" xmlns:w16="http://schemas.microsoft.com/office/word/2018/wordml" xmlns:w16se="http://schemas.microsoft.com/office/word/2015/wordml/symex" mc:Ignorable="w14 w15 w16se w16cid w16 w16cex">
   <w:docDefaults>
     <w:rPrDefault>
       <w:rPr>
